--- a/meeting_minutes/08-07-2026_CSCK542_Computing - Group Assignments - Minutes-Group B _.docx
+++ b/meeting_minutes/08-07-2026_CSCK542_Computing - Group Assignments - Minutes-Group B _.docx
@@ -1327,7 +1327,7 @@
               <w:rPr>
                 <w:sz w:val="19"/>
               </w:rPr>
-              <w:t>Present (joined late and sent apologies)</w:t>
+              <w:t xml:space="preserve">Not present (did not report) </w:t>
             </w:r>
           </w:p>
         </w:tc>
@@ -1690,7 +1690,21 @@
               <w:rPr>
                 <w:sz w:val="19"/>
               </w:rPr>
-              <w:t xml:space="preserve"> Oolun/ Edon Kelmendi</w:t>
+              <w:t xml:space="preserve"> </w:t>
+            </w:r>
+            <w:proofErr w:type="spellStart"/>
+            <w:r>
+              <w:rPr>
+                <w:sz w:val="19"/>
+              </w:rPr>
+              <w:t>Oolun</w:t>
+            </w:r>
+            <w:proofErr w:type="spellEnd"/>
+            <w:r>
+              <w:rPr>
+                <w:sz w:val="19"/>
+              </w:rPr>
+              <w:t>/ Edon Kelmendi</w:t>
             </w:r>
           </w:p>
         </w:tc>

--- a/meeting_minutes/08-07-2026_CSCK542_Computing - Group Assignments - Minutes-Group B _.docx
+++ b/meeting_minutes/08-07-2026_CSCK542_Computing - Group Assignments - Minutes-Group B _.docx
@@ -407,28 +407,12 @@
             <w:tcW w:w="4249" w:type="dxa"/>
           </w:tcPr>
           <w:p>
-            <w:proofErr w:type="spellStart"/>
-            <w:r>
-              <w:rPr>
-                <w:sz w:val="19"/>
-              </w:rPr>
-              <w:t>Dooshina</w:t>
-            </w:r>
-            <w:proofErr w:type="spellEnd"/>
-            <w:r>
-              <w:rPr>
-                <w:sz w:val="19"/>
-              </w:rPr>
-              <w:t xml:space="preserve"> </w:t>
-            </w:r>
-            <w:proofErr w:type="spellStart"/>
-            <w:r>
-              <w:rPr>
-                <w:sz w:val="19"/>
-              </w:rPr>
-              <w:t>Oolun</w:t>
-            </w:r>
-            <w:proofErr w:type="spellEnd"/>
+            <w:r>
+              <w:rPr>
+                <w:sz w:val="19"/>
+              </w:rPr>
+              <w:t>Dooshina Oolun</w:t>
+            </w:r>
           </w:p>
         </w:tc>
         <w:tc>
@@ -1215,28 +1199,12 @@
             <w:vAlign w:val="center"/>
           </w:tcPr>
           <w:p>
-            <w:proofErr w:type="spellStart"/>
-            <w:r>
-              <w:rPr>
-                <w:sz w:val="19"/>
-              </w:rPr>
-              <w:t>Dooshina</w:t>
-            </w:r>
-            <w:proofErr w:type="spellEnd"/>
-            <w:r>
-              <w:rPr>
-                <w:sz w:val="19"/>
-              </w:rPr>
-              <w:t xml:space="preserve"> </w:t>
-            </w:r>
-            <w:proofErr w:type="spellStart"/>
-            <w:r>
-              <w:rPr>
-                <w:sz w:val="19"/>
-              </w:rPr>
-              <w:t>Oolun</w:t>
-            </w:r>
-            <w:proofErr w:type="spellEnd"/>
+            <w:r>
+              <w:rPr>
+                <w:sz w:val="19"/>
+              </w:rPr>
+              <w:t>Dooshina Oolun</w:t>
+            </w:r>
           </w:p>
         </w:tc>
         <w:tc>
@@ -1327,7 +1295,7 @@
               <w:rPr>
                 <w:sz w:val="19"/>
               </w:rPr>
-              <w:t xml:space="preserve">Not present (did not report) </w:t>
+              <w:t>Sent apologies</w:t>
             </w:r>
           </w:p>
         </w:tc>
@@ -1540,21 +1508,7 @@
               <w:rPr>
                 <w:sz w:val="19"/>
               </w:rPr>
-              <w:t xml:space="preserve">The updated wireframes were approved in principle. The team agreed to prioritise six core predefined queries, with queries 7-10 remaining optional if time permits. Course and lecturer filters may be used where </w:t>
-            </w:r>
-            <w:proofErr w:type="gramStart"/>
-            <w:r>
-              <w:rPr>
-                <w:sz w:val="19"/>
-              </w:rPr>
-              <w:t>appropriate, and</w:t>
-            </w:r>
-            <w:proofErr w:type="gramEnd"/>
-            <w:r>
-              <w:rPr>
-                <w:sz w:val="19"/>
-              </w:rPr>
-              <w:t xml:space="preserve"> adding new records will be retained as an additional feature rather than a core requirement.</w:t>
+              <w:t>The updated wireframes were approved in principle. The team agreed to prioritise six core predefined queries, with queries 7-10 remaining optional if time permits. Course and lecturer filters may be used where appropriate, and adding new records will be retained as an additional feature rather than a core requirement.</w:t>
             </w:r>
           </w:p>
         </w:tc>
@@ -1589,33 +1543,11 @@
             <w:vAlign w:val="center"/>
           </w:tcPr>
           <w:p>
-            <w:proofErr w:type="spellStart"/>
-            <w:r>
-              <w:rPr>
-                <w:sz w:val="19"/>
-              </w:rPr>
-              <w:t>Dooshina</w:t>
-            </w:r>
-            <w:proofErr w:type="spellEnd"/>
-            <w:r>
-              <w:rPr>
-                <w:sz w:val="19"/>
-              </w:rPr>
-              <w:t xml:space="preserve"> </w:t>
-            </w:r>
-            <w:proofErr w:type="spellStart"/>
-            <w:r>
-              <w:rPr>
-                <w:sz w:val="19"/>
-              </w:rPr>
-              <w:t>Oolun</w:t>
-            </w:r>
-            <w:proofErr w:type="spellEnd"/>
-            <w:r>
-              <w:rPr>
-                <w:sz w:val="19"/>
-              </w:rPr>
-              <w:t xml:space="preserve"> / Dramane Bako/ Edon Kelmendi</w:t>
+            <w:r>
+              <w:rPr>
+                <w:sz w:val="19"/>
+              </w:rPr>
+              <w:t>Dooshina Oolun / Dramane Bako/ Edon Kelmendi</w:t>
             </w:r>
           </w:p>
         </w:tc>
@@ -1629,21 +1561,7 @@
               <w:rPr>
                 <w:sz w:val="19"/>
               </w:rPr>
-              <w:t xml:space="preserve">SQLite will connect the Python interface to the database. Dramane will create placeholder functions for each selected query so that </w:t>
-            </w:r>
-            <w:proofErr w:type="spellStart"/>
-            <w:r>
-              <w:rPr>
-                <w:sz w:val="19"/>
-              </w:rPr>
-              <w:t>Dooshina</w:t>
-            </w:r>
-            <w:proofErr w:type="spellEnd"/>
-            <w:r>
-              <w:rPr>
-                <w:sz w:val="19"/>
-              </w:rPr>
-              <w:t xml:space="preserve"> can insert the corresponding SQLite logic when the front end and back end are merged.</w:t>
+              <w:t>SQLite will connect the Python interface to the database. Dramane will create placeholder functions for each selected query so that Dooshina can insert the corresponding SQLite logic when the front end and back end are merged.</w:t>
             </w:r>
           </w:p>
         </w:tc>
@@ -1678,33 +1596,11 @@
             <w:vAlign w:val="center"/>
           </w:tcPr>
           <w:p>
-            <w:proofErr w:type="spellStart"/>
-            <w:r>
-              <w:rPr>
-                <w:sz w:val="19"/>
-              </w:rPr>
-              <w:t>Dooshina</w:t>
-            </w:r>
-            <w:proofErr w:type="spellEnd"/>
-            <w:r>
-              <w:rPr>
-                <w:sz w:val="19"/>
-              </w:rPr>
-              <w:t xml:space="preserve"> </w:t>
-            </w:r>
-            <w:proofErr w:type="spellStart"/>
-            <w:r>
-              <w:rPr>
-                <w:sz w:val="19"/>
-              </w:rPr>
-              <w:t>Oolun</w:t>
-            </w:r>
-            <w:proofErr w:type="spellEnd"/>
-            <w:r>
-              <w:rPr>
-                <w:sz w:val="19"/>
-              </w:rPr>
-              <w:t>/ Edon Kelmendi</w:t>
+            <w:r>
+              <w:rPr>
+                <w:sz w:val="19"/>
+              </w:rPr>
+              <w:t>Dooshina Oolun/ Edon Kelmendi</w:t>
             </w:r>
           </w:p>
         </w:tc>
@@ -2018,28 +1914,12 @@
             <w:vAlign w:val="center"/>
           </w:tcPr>
           <w:p>
-            <w:proofErr w:type="spellStart"/>
-            <w:r>
-              <w:rPr>
-                <w:sz w:val="19"/>
-              </w:rPr>
-              <w:t>Dooshina</w:t>
-            </w:r>
-            <w:proofErr w:type="spellEnd"/>
-            <w:r>
-              <w:rPr>
-                <w:sz w:val="19"/>
-              </w:rPr>
-              <w:t xml:space="preserve"> </w:t>
-            </w:r>
-            <w:proofErr w:type="spellStart"/>
-            <w:r>
-              <w:rPr>
-                <w:sz w:val="19"/>
-              </w:rPr>
-              <w:t>Oolun</w:t>
-            </w:r>
-            <w:proofErr w:type="spellEnd"/>
+            <w:r>
+              <w:rPr>
+                <w:sz w:val="19"/>
+              </w:rPr>
+              <w:t>Dooshina Oolun</w:t>
+            </w:r>
           </w:p>
         </w:tc>
         <w:tc>
